--- a/bai-tap-nhom/buoi-2/bai-tap-tren-lop-01/25210152_25210242_25210146_25210179.docx
+++ b/bai-tap-nhom/buoi-2/bai-tap-tren-lop-01/25210152_25210242_25210146_25210179.docx
@@ -105,7 +105,15 @@
           <w:sz w:val="26"/>
           <w:szCs w:val="26"/>
         </w:rPr>
-        <w:t>Strategic Management, Corporate Development, Market Development, Investor Relations.</w:t>
+        <w:t>Strategic Management, Course Management, Additional Services Management, IP Management, Market Management</w:t>
+      </w:r>
+      <w:r>
+        <w:rPr>
+          <w:rFonts w:ascii="Times New Roman" w:hAnsi="Times New Roman" w:cs="Times New Roman"/>
+          <w:sz w:val="26"/>
+          <w:szCs w:val="26"/>
+        </w:rPr>
+        <w:t>.</w:t>
       </w:r>
     </w:p>
     <w:p>
@@ -139,6 +147,14 @@
           <w:szCs w:val="26"/>
         </w:rPr>
       </w:pPr>
+      <w:r>
+        <w:rPr>
+          <w:rFonts w:ascii="Times New Roman" w:hAnsi="Times New Roman" w:cs="Times New Roman"/>
+          <w:sz w:val="26"/>
+          <w:szCs w:val="26"/>
+        </w:rPr>
+        <w:t>Admission, Marketing, Teaching Award Courses, Language Training, Teaching Professional Courses, Sport Services</w:t>
+      </w:r>
     </w:p>
     <w:p>
       <w:pPr>
@@ -171,6 +187,14 @@
           <w:szCs w:val="26"/>
         </w:rPr>
       </w:pPr>
+      <w:r>
+        <w:rPr>
+          <w:rFonts w:ascii="Times New Roman" w:hAnsi="Times New Roman" w:cs="Times New Roman"/>
+          <w:sz w:val="26"/>
+          <w:szCs w:val="26"/>
+        </w:rPr>
+        <w:t>Indirect Procurement, IT, HR</w:t>
+      </w:r>
     </w:p>
     <w:p>
       <w:pPr>
@@ -795,7 +819,6 @@
   <w:style w:type="character" w:default="1" w:styleId="DefaultParagraphFont">
     <w:name w:val="Default Paragraph Font"/>
     <w:uiPriority w:val="1"/>
-    <w:semiHidden/>
     <w:unhideWhenUsed/>
   </w:style>
   <w:style w:type="table" w:default="1" w:styleId="TableNormal">
